--- a/2026 الى 2027/خطط القسم 2027/خطة الموهوبات -قسم الكيمياء 2027/_خطة وبرامج  الموهوبات لقسم الكيمياء 2027- 2026.docx
+++ b/2026 الى 2027/خطط القسم 2027/خطة الموهوبات -قسم الكيمياء 2027/_خطة وبرامج  الموهوبات لقسم الكيمياء 2027- 2026.docx
@@ -396,7 +396,7 @@
                                 <w:rtl/>
                                 <w:lang w:bidi="ar-QA"/>
                               </w:rPr>
-                              <w:t>6</w:t>
+                              <w:t>7</w:t>
                             </w:r>
                             <w:r>
                               <w:rPr>
@@ -420,7 +420,7 @@
                                 <w:rtl/>
                                 <w:lang w:bidi="ar-QA"/>
                               </w:rPr>
-                              <w:t>5</w:t>
+                              <w:t>7</w:t>
                             </w:r>
                           </w:p>
                         </w:txbxContent>
@@ -617,7 +617,7 @@
                           <w:rtl/>
                           <w:lang w:bidi="ar-QA"/>
                         </w:rPr>
-                        <w:t>6</w:t>
+                        <w:t>7</w:t>
                       </w:r>
                       <w:r>
                         <w:rPr>
@@ -641,7 +641,7 @@
                           <w:rtl/>
                           <w:lang w:bidi="ar-QA"/>
                         </w:rPr>
-                        <w:t>5</w:t>
+                        <w:t>7</w:t>
                       </w:r>
                     </w:p>
                   </w:txbxContent>
